--- a/exercises2/GICv4/gic.docx
+++ b/exercises2/GICv4/gic.docx
@@ -114,6 +114,7 @@
     <w:p>
       <w:pPr>
         <w:numPr>
+          <w:ilvl w:val="0"/>
           <w:numId w:val="0"/>
         </w:numPr>
         <w:bidi w:val="0"/>
@@ -186,20 +187,13 @@
         <w:rPr>
           <w:rFonts w:hint="default"/>
         </w:rPr>
-        <w:t>当运行在EL0时，HCR_EL2.TGE控制使用EL1还是EL2空间，当应用运行在Guest OS (TGE==0)为前者，运行在Host OS（TG</w:t>
-      </w:r>
-      <w:bookmarkStart w:id="0" w:name="_GoBack"/>
-      <w:bookmarkEnd w:id="0"/>
-      <w:r>
-        <w:rPr>
-          <w:rFonts w:hint="default"/>
-        </w:rPr>
-        <w:t>E==1）为后者。</w:t>
+        <w:t>当运行在EL0时，HCR_EL2.TGE控制使用EL1还是EL2空间，当应用运行在Guest OS (TGE==0)为前者，运行在Host OS（TGE==1）为后者。</w:t>
       </w:r>
     </w:p>
     <w:p>
       <w:pPr>
         <w:numPr>
+          <w:ilvl w:val="0"/>
           <w:numId w:val="0"/>
         </w:numPr>
         <w:bidi w:val="0"/>
@@ -212,6 +206,7 @@
     <w:p>
       <w:pPr>
         <w:numPr>
+          <w:ilvl w:val="0"/>
           <w:numId w:val="0"/>
         </w:numPr>
         <w:bidi w:val="0"/>
@@ -259,6 +254,7 @@
     <w:p>
       <w:pPr>
         <w:numPr>
+          <w:ilvl w:val="0"/>
           <w:numId w:val="0"/>
         </w:numPr>
         <w:bidi w:val="0"/>
@@ -283,6 +279,7 @@
     <w:p>
       <w:pPr>
         <w:numPr>
+          <w:ilvl w:val="0"/>
           <w:numId w:val="0"/>
         </w:numPr>
         <w:bidi w:val="0"/>
@@ -462,7 +459,6 @@
           <w:sz w:val="15"/>
           <w:szCs w:val="15"/>
           <w:u w:val="none"/>
-          <w:bdr w:val="none" w:color="auto" w:sz="0" w:space="0"/>
         </w:rPr>
       </w:pPr>
       <w:r>
@@ -476,7 +472,6 @@
           <w:sz w:val="15"/>
           <w:szCs w:val="15"/>
           <w:u w:val="none"/>
-          <w:bdr w:val="none" w:color="auto" w:sz="0" w:space="0"/>
         </w:rPr>
         <w:drawing>
           <wp:inline distT="0" distB="0" distL="114300" distR="114300">
@@ -572,6 +567,7 @@
     <w:p>
       <w:pPr>
         <w:numPr>
+          <w:ilvl w:val="0"/>
           <w:numId w:val="0"/>
         </w:numPr>
         <w:bidi w:val="0"/>
@@ -604,7 +600,6 @@
           <w:sz w:val="15"/>
           <w:szCs w:val="15"/>
           <w:u w:val="none"/>
-          <w:bdr w:val="none" w:color="auto" w:sz="0" w:space="0"/>
         </w:rPr>
       </w:pPr>
       <w:r>
@@ -618,7 +613,6 @@
           <w:sz w:val="15"/>
           <w:szCs w:val="15"/>
           <w:u w:val="none"/>
-          <w:bdr w:val="none" w:color="auto" w:sz="0" w:space="0"/>
         </w:rPr>
         <w:drawing>
           <wp:inline distT="0" distB="0" distL="114300" distR="114300">
@@ -795,6 +789,7 @@
     <w:p>
       <w:pPr>
         <w:numPr>
+          <w:ilvl w:val="0"/>
           <w:numId w:val="0"/>
         </w:numPr>
         <w:bidi w:val="0"/>
@@ -887,7 +882,6 @@
           <w:sz w:val="15"/>
           <w:szCs w:val="15"/>
           <w:u w:val="none"/>
-          <w:bdr w:val="none" w:color="auto" w:sz="0" w:space="0"/>
         </w:rPr>
       </w:pPr>
       <w:r>
@@ -906,6 +900,1367 @@
       </w:r>
     </w:p>
     <w:p/>
+    <w:p>
+      <w:pPr>
+        <w:pStyle w:val="2"/>
+        <w:bidi w:val="0"/>
+        <w:rPr>
+          <w:rFonts w:hint="default"/>
+          <w:lang w:val="en-US" w:eastAsia="zh-CN"/>
+        </w:rPr>
+      </w:pPr>
+      <w:r>
+        <w:rPr>
+          <w:rFonts w:hint="eastAsia"/>
+          <w:lang w:val="en-US" w:eastAsia="zh-CN"/>
+        </w:rPr>
+        <w:t>Gic3</w:t>
+      </w:r>
+    </w:p>
+    <w:p>
+      <w:pPr>
+        <w:pStyle w:val="3"/>
+        <w:bidi w:val="0"/>
+      </w:pPr>
+      <w:r>
+        <w:rPr>
+          <w:rFonts w:hint="eastAsia"/>
+        </w:rPr>
+        <w:t>Device table</w:t>
+      </w:r>
+    </w:p>
+    <w:p>
+      <w:pPr>
+        <w:bidi w:val="0"/>
+        <w:rPr>
+          <w:rFonts w:hint="eastAsia"/>
+        </w:rPr>
+      </w:pPr>
+      <w:r>
+        <w:rPr>
+          <w:rFonts w:hint="default"/>
+        </w:rPr>
+        <w:t>Device table提供了一组device table entry（DTE），其中每个DTE为指向特定deviceID相关的中断转换表（ITT）基地址。其转换关系如下：</w:t>
+      </w:r>
+    </w:p>
+    <w:p>
+      <w:pPr>
+        <w:bidi w:val="0"/>
+        <w:rPr>
+          <w:rFonts w:hint="default"/>
+        </w:rPr>
+      </w:pPr>
+      <w:r>
+        <w:rPr>
+          <w:rFonts w:hint="default"/>
+        </w:rPr>
+        <w:drawing>
+          <wp:inline distT="0" distB="0" distL="114300" distR="114300">
+            <wp:extent cx="3409950" cy="4619625"/>
+            <wp:effectExtent l="0" t="0" r="6350" b="3175"/>
+            <wp:docPr id="5" name="图片 2" descr="IMG_256"/>
+            <wp:cNvGraphicFramePr>
+              <a:graphicFrameLocks xmlns:a="http://schemas.openxmlformats.org/drawingml/2006/main" noChangeAspect="1"/>
+            </wp:cNvGraphicFramePr>
+            <a:graphic xmlns:a="http://schemas.openxmlformats.org/drawingml/2006/main">
+              <a:graphicData uri="http://schemas.openxmlformats.org/drawingml/2006/picture">
+                <pic:pic xmlns:pic="http://schemas.openxmlformats.org/drawingml/2006/picture">
+                  <pic:nvPicPr>
+                    <pic:cNvPr id="5" name="图片 2" descr="IMG_256"/>
+                    <pic:cNvPicPr>
+                      <a:picLocks noChangeAspect="1"/>
+                    </pic:cNvPicPr>
+                  </pic:nvPicPr>
+                  <pic:blipFill>
+                    <a:blip r:embed="rId9"/>
+                    <a:stretch>
+                      <a:fillRect/>
+                    </a:stretch>
+                  </pic:blipFill>
+                  <pic:spPr>
+                    <a:xfrm>
+                      <a:off x="0" y="0"/>
+                      <a:ext cx="3409950" cy="4619625"/>
+                    </a:xfrm>
+                    <a:prstGeom prst="rect">
+                      <a:avLst/>
+                    </a:prstGeom>
+                    <a:noFill/>
+                    <a:ln w="9525">
+                      <a:noFill/>
+                    </a:ln>
+                  </pic:spPr>
+                </pic:pic>
+              </a:graphicData>
+            </a:graphic>
+          </wp:inline>
+        </w:drawing>
+      </w:r>
+    </w:p>
+    <w:p>
+      <w:pPr>
+        <w:pStyle w:val="3"/>
+        <w:bidi w:val="0"/>
+        <w:rPr>
+          <w:rFonts w:hint="eastAsia"/>
+        </w:rPr>
+      </w:pPr>
+      <w:bookmarkStart w:id="0" w:name="t24"/>
+      <w:bookmarkEnd w:id="0"/>
+      <w:r>
+        <w:rPr>
+          <w:rFonts w:hint="eastAsia"/>
+        </w:rPr>
+        <w:t>中断转换表</w:t>
+      </w:r>
+    </w:p>
+    <w:p>
+      <w:pPr>
+        <w:rPr>
+          <w:rFonts w:hint="default" w:ascii="Arial" w:hAnsi="Arial" w:eastAsia="Arial" w:cs="Arial"/>
+          <w:b w:val="0"/>
+          <w:bCs w:val="0"/>
+          <w:i w:val="0"/>
+          <w:iCs w:val="0"/>
+          <w:caps w:val="0"/>
+          <w:color w:val="121212"/>
+          <w:spacing w:val="0"/>
+          <w:sz w:val="16"/>
+          <w:szCs w:val="16"/>
+          <w:bdr w:val="none" w:color="auto" w:sz="0" w:space="0"/>
+          <w:shd w:val="clear" w:fill="FFFFFF"/>
+        </w:rPr>
+      </w:pPr>
+      <w:r>
+        <w:rPr>
+          <w:rFonts w:ascii="Arial" w:hAnsi="Arial" w:eastAsia="Arial" w:cs="Arial"/>
+          <w:b w:val="0"/>
+          <w:bCs w:val="0"/>
+          <w:i w:val="0"/>
+          <w:iCs w:val="0"/>
+          <w:caps w:val="0"/>
+          <w:color w:val="121212"/>
+          <w:spacing w:val="0"/>
+          <w:sz w:val="16"/>
+          <w:szCs w:val="16"/>
+          <w:bdr w:val="none" w:color="auto" w:sz="0" w:space="0"/>
+          <w:shd w:val="clear" w:fill="FFFFFF"/>
+        </w:rPr>
+        <w:t>GICv3是基于armv8的SOC设计中应用较为广泛的一种中断控制器，GICv4与GICv3的功能基本相同，只是为了提高虚拟化的性能，增加了直接注入</w:t>
+      </w:r>
+      <w:r>
+        <w:rPr>
+          <w:rFonts w:hint="default" w:ascii="Arial" w:hAnsi="Arial" w:eastAsia="Arial" w:cs="Arial"/>
+          <w:b w:val="0"/>
+          <w:bCs w:val="0"/>
+          <w:i w:val="0"/>
+          <w:iCs w:val="0"/>
+          <w:caps w:val="0"/>
+          <w:color w:val="0000FF"/>
+          <w:spacing w:val="0"/>
+          <w:sz w:val="16"/>
+          <w:szCs w:val="16"/>
+          <w:bdr w:val="none" w:color="auto" w:sz="0" w:space="0"/>
+          <w:shd w:val="clear" w:fill="FFFFFF"/>
+        </w:rPr>
+        <w:t>虚拟中断</w:t>
+      </w:r>
+      <w:r>
+        <w:rPr>
+          <w:rFonts w:hint="default" w:ascii="Arial" w:hAnsi="Arial" w:eastAsia="Arial" w:cs="Arial"/>
+          <w:b w:val="0"/>
+          <w:bCs w:val="0"/>
+          <w:i w:val="0"/>
+          <w:iCs w:val="0"/>
+          <w:caps w:val="0"/>
+          <w:color w:val="121212"/>
+          <w:spacing w:val="0"/>
+          <w:sz w:val="16"/>
+          <w:szCs w:val="16"/>
+          <w:bdr w:val="none" w:color="auto" w:sz="0" w:space="0"/>
+          <w:shd w:val="clear" w:fill="FFFFFF"/>
+        </w:rPr>
+        <w:t>的能力。</w:t>
+      </w:r>
+    </w:p>
+    <w:p>
+      <w:pPr>
+        <w:rPr>
+          <w:rFonts w:hint="eastAsia" w:ascii="Arial" w:hAnsi="Arial" w:eastAsia="Arial" w:cs="Arial"/>
+          <w:b w:val="0"/>
+          <w:bCs w:val="0"/>
+          <w:i w:val="0"/>
+          <w:iCs w:val="0"/>
+          <w:caps w:val="0"/>
+          <w:color w:val="121212"/>
+          <w:spacing w:val="0"/>
+          <w:sz w:val="16"/>
+          <w:szCs w:val="16"/>
+          <w:bdr w:val="none" w:color="auto" w:sz="0" w:space="0"/>
+          <w:shd w:val="clear" w:fill="FFFFFF"/>
+        </w:rPr>
+      </w:pPr>
+    </w:p>
+    <w:p>
+      <w:pPr>
+        <w:bidi w:val="0"/>
+        <w:rPr>
+          <w:rFonts w:hint="default"/>
+        </w:rPr>
+      </w:pPr>
+      <w:r>
+        <w:rPr>
+          <w:rFonts w:hint="default"/>
+        </w:rPr>
+        <w:t>每个连接到ITS上且含有多个event的设备，都拥有一张ITT表。对于物理中断和虚拟中断ITE分别提供了两种类型的映射，对于物理中断其映射关系如下：</w:t>
+      </w:r>
+      <w:r>
+        <w:rPr>
+          <w:rFonts w:hint="default"/>
+        </w:rPr>
+        <w:br w:type="textWrapping"/>
+      </w:r>
+      <w:r>
+        <w:rPr>
+          <w:rFonts w:hint="default"/>
+        </w:rPr>
+        <w:t>（1）eventID到中断ID的映射</w:t>
+      </w:r>
+    </w:p>
+    <w:p>
+      <w:pPr>
+        <w:bidi w:val="0"/>
+        <w:rPr>
+          <w:rFonts w:hint="default"/>
+        </w:rPr>
+      </w:pPr>
+      <w:r>
+        <w:rPr>
+          <w:rFonts w:hint="default"/>
+        </w:rPr>
+        <w:t>（2）eventID到ICID的映射，其中ICID又指向collection表</w:t>
+      </w:r>
+    </w:p>
+    <w:p>
+      <w:pPr>
+        <w:bidi w:val="0"/>
+        <w:rPr>
+          <w:rFonts w:hint="default"/>
+        </w:rPr>
+      </w:pPr>
+      <w:r>
+        <w:rPr>
+          <w:rFonts w:hint="default"/>
+          <w:color w:val="FF0000"/>
+        </w:rPr>
+        <w:t>对于虚拟中断其映射关系如下：</w:t>
+      </w:r>
+      <w:r>
+        <w:rPr>
+          <w:rFonts w:hint="default"/>
+        </w:rPr>
+        <w:br w:type="textWrapping"/>
+      </w:r>
+      <w:r>
+        <w:rPr>
+          <w:rFonts w:hint="default"/>
+        </w:rPr>
+        <w:t>（1）eventID到虚拟中断ID的映射</w:t>
+      </w:r>
+    </w:p>
+    <w:p>
+      <w:pPr>
+        <w:bidi w:val="0"/>
+        <w:rPr>
+          <w:rFonts w:hint="default"/>
+        </w:rPr>
+      </w:pPr>
+      <w:r>
+        <w:rPr>
+          <w:rFonts w:hint="default"/>
+        </w:rPr>
+        <w:t>（2）eventID到vPE表的映射，vPE表包含了虚拟PE number（vPEID）</w:t>
+      </w:r>
+    </w:p>
+    <w:p/>
+    <w:p>
+      <w:r>
+        <w:drawing>
+          <wp:inline distT="0" distB="0" distL="114300" distR="114300">
+            <wp:extent cx="5267960" cy="2759075"/>
+            <wp:effectExtent l="0" t="0" r="2540" b="9525"/>
+            <wp:docPr id="4" name="图片 1"/>
+            <wp:cNvGraphicFramePr>
+              <a:graphicFrameLocks xmlns:a="http://schemas.openxmlformats.org/drawingml/2006/main" noChangeAspect="1"/>
+            </wp:cNvGraphicFramePr>
+            <a:graphic xmlns:a="http://schemas.openxmlformats.org/drawingml/2006/main">
+              <a:graphicData uri="http://schemas.openxmlformats.org/drawingml/2006/picture">
+                <pic:pic xmlns:pic="http://schemas.openxmlformats.org/drawingml/2006/picture">
+                  <pic:nvPicPr>
+                    <pic:cNvPr id="4" name="图片 1"/>
+                    <pic:cNvPicPr>
+                      <a:picLocks noChangeAspect="1"/>
+                    </pic:cNvPicPr>
+                  </pic:nvPicPr>
+                  <pic:blipFill>
+                    <a:blip r:embed="rId10"/>
+                    <a:stretch>
+                      <a:fillRect/>
+                    </a:stretch>
+                  </pic:blipFill>
+                  <pic:spPr>
+                    <a:xfrm>
+                      <a:off x="0" y="0"/>
+                      <a:ext cx="5267960" cy="2759075"/>
+                    </a:xfrm>
+                    <a:prstGeom prst="rect">
+                      <a:avLst/>
+                    </a:prstGeom>
+                    <a:noFill/>
+                    <a:ln>
+                      <a:noFill/>
+                    </a:ln>
+                  </pic:spPr>
+                </pic:pic>
+              </a:graphicData>
+            </a:graphic>
+          </wp:inline>
+        </w:drawing>
+      </w:r>
+    </w:p>
+    <w:p/>
+    <w:p/>
+    <w:p>
+      <w:pPr>
+        <w:pStyle w:val="3"/>
+        <w:bidi w:val="0"/>
+      </w:pPr>
+      <w:r>
+        <w:t>vPE</w:t>
+      </w:r>
+    </w:p>
+    <w:p>
+      <w:pPr>
+        <w:bidi w:val="0"/>
+      </w:pPr>
+      <w:r>
+        <w:rPr>
+          <w:rFonts w:hint="default"/>
+        </w:rPr>
+        <w:t>  </w:t>
+      </w:r>
+      <w:r>
+        <w:rPr>
+          <w:rFonts w:hint="default"/>
+        </w:rPr>
+        <w:fldChar w:fldCharType="begin"/>
+      </w:r>
+      <w:r>
+        <w:rPr>
+          <w:rFonts w:hint="default"/>
+        </w:rPr>
+        <w:instrText xml:space="preserve"> HYPERLINK "https://so.csdn.net/so/search?q=Hypervisor&amp;spm=1001.2101.3001.7020" \t "https://blog.csdn.net/flyingnosky/article/details/_blank" </w:instrText>
+      </w:r>
+      <w:r>
+        <w:rPr>
+          <w:rFonts w:hint="default"/>
+        </w:rPr>
+        <w:fldChar w:fldCharType="separate"/>
+      </w:r>
+      <w:r>
+        <w:rPr>
+          <w:rStyle w:val="15"/>
+          <w:rFonts w:hint="default" w:ascii="Arial" w:hAnsi="Arial" w:eastAsia="Arial" w:cs="Arial"/>
+          <w:b w:val="0"/>
+          <w:bCs w:val="0"/>
+          <w:i w:val="0"/>
+          <w:iCs w:val="0"/>
+          <w:caps w:val="0"/>
+          <w:color w:val="FC5531"/>
+          <w:spacing w:val="0"/>
+          <w:szCs w:val="16"/>
+          <w:u w:val="none"/>
+          <w:bdr w:val="none" w:color="auto" w:sz="0" w:space="0"/>
+          <w:shd w:val="clear" w:fill="FFFFFF"/>
+        </w:rPr>
+        <w:t>Hypervisor</w:t>
+      </w:r>
+      <w:r>
+        <w:rPr>
+          <w:rFonts w:hint="default"/>
+        </w:rPr>
+        <w:fldChar w:fldCharType="end"/>
+      </w:r>
+      <w:r>
+        <w:rPr>
+          <w:rFonts w:hint="default"/>
+        </w:rPr>
+        <w:t>创建，控制并管理虚拟机VM。一个虚拟机在功能上等于一个物理系统并包含一个或多个虚拟处理器。每个处理器包含一个或多个虚拟PE。</w:t>
+      </w:r>
+    </w:p>
+    <w:p>
+      <w:pPr>
+        <w:bidi w:val="0"/>
+        <w:rPr>
+          <w:rFonts w:hint="default"/>
+        </w:rPr>
+      </w:pPr>
+      <w:r>
+        <w:rPr>
+          <w:rFonts w:hint="default"/>
+        </w:rPr>
+        <w:drawing>
+          <wp:inline distT="0" distB="0" distL="114300" distR="114300">
+            <wp:extent cx="5413375" cy="2914650"/>
+            <wp:effectExtent l="0" t="0" r="9525" b="6350"/>
+            <wp:docPr id="6" name="图片 3" descr="IMG_256"/>
+            <wp:cNvGraphicFramePr>
+              <a:graphicFrameLocks xmlns:a="http://schemas.openxmlformats.org/drawingml/2006/main" noChangeAspect="1"/>
+            </wp:cNvGraphicFramePr>
+            <a:graphic xmlns:a="http://schemas.openxmlformats.org/drawingml/2006/main">
+              <a:graphicData uri="http://schemas.openxmlformats.org/drawingml/2006/picture">
+                <pic:pic xmlns:pic="http://schemas.openxmlformats.org/drawingml/2006/picture">
+                  <pic:nvPicPr>
+                    <pic:cNvPr id="6" name="图片 3" descr="IMG_256"/>
+                    <pic:cNvPicPr>
+                      <a:picLocks noChangeAspect="1"/>
+                    </pic:cNvPicPr>
+                  </pic:nvPicPr>
+                  <pic:blipFill>
+                    <a:blip r:embed="rId11"/>
+                    <a:stretch>
+                      <a:fillRect/>
+                    </a:stretch>
+                  </pic:blipFill>
+                  <pic:spPr>
+                    <a:xfrm>
+                      <a:off x="0" y="0"/>
+                      <a:ext cx="5413375" cy="2914650"/>
+                    </a:xfrm>
+                    <a:prstGeom prst="rect">
+                      <a:avLst/>
+                    </a:prstGeom>
+                    <a:noFill/>
+                    <a:ln w="9525">
+                      <a:noFill/>
+                    </a:ln>
+                  </pic:spPr>
+                </pic:pic>
+              </a:graphicData>
+            </a:graphic>
+          </wp:inline>
+        </w:drawing>
+      </w:r>
+    </w:p>
+    <w:p>
+      <w:pPr>
+        <w:bidi w:val="0"/>
+        <w:rPr>
+          <w:rFonts w:hint="default"/>
+        </w:rPr>
+      </w:pPr>
+    </w:p>
+    <w:p>
+      <w:pPr>
+        <w:bidi w:val="0"/>
+        <w:rPr>
+          <w:b/>
+          <w:bCs/>
+        </w:rPr>
+      </w:pPr>
+      <w:r>
+        <w:rPr>
+          <w:rFonts w:hint="default"/>
+          <w:b/>
+          <w:bCs/>
+        </w:rPr>
+        <w:t>CPU Interface分成三组：</w:t>
+      </w:r>
+    </w:p>
+    <w:p>
+      <w:pPr>
+        <w:numPr>
+          <w:ilvl w:val="0"/>
+          <w:numId w:val="6"/>
+        </w:numPr>
+        <w:bidi w:val="0"/>
+        <w:ind w:left="425" w:leftChars="0" w:hanging="425" w:firstLineChars="0"/>
+      </w:pPr>
+      <w:r>
+        <w:rPr>
+          <w:rFonts w:hint="default"/>
+        </w:rPr>
+        <w:t>ICC：物理CPU Interface寄存器</w:t>
+      </w:r>
+    </w:p>
+    <w:p>
+      <w:pPr>
+        <w:numPr>
+          <w:ilvl w:val="0"/>
+          <w:numId w:val="6"/>
+        </w:numPr>
+        <w:bidi w:val="0"/>
+        <w:ind w:left="425" w:leftChars="0" w:hanging="425" w:firstLineChars="0"/>
+      </w:pPr>
+      <w:r>
+        <w:rPr>
+          <w:rFonts w:hint="default"/>
+        </w:rPr>
+        <w:t>ICH：虚拟化控制寄存器</w:t>
+      </w:r>
+    </w:p>
+    <w:p>
+      <w:pPr>
+        <w:numPr>
+          <w:ilvl w:val="0"/>
+          <w:numId w:val="6"/>
+        </w:numPr>
+        <w:bidi w:val="0"/>
+        <w:ind w:left="425" w:leftChars="0" w:hanging="425" w:firstLineChars="0"/>
+      </w:pPr>
+      <w:r>
+        <w:rPr>
+          <w:rFonts w:hint="default"/>
+        </w:rPr>
+        <w:t>ICV：虚拟CPU interface寄存器</w:t>
+      </w:r>
+    </w:p>
+    <w:p>
+      <w:pPr>
+        <w:bidi w:val="0"/>
+        <w:rPr>
+          <w:rFonts w:hint="default"/>
+        </w:rPr>
+      </w:pPr>
+      <w:r>
+        <w:rPr>
+          <w:rFonts w:hint="default"/>
+        </w:rPr>
+        <w:t>        下图呈现了CPU interface寄存器的三个组：</w:t>
+      </w:r>
+    </w:p>
+    <w:p>
+      <w:pPr>
+        <w:pStyle w:val="11"/>
+        <w:keepNext w:val="0"/>
+        <w:keepLines w:val="0"/>
+        <w:widowControl/>
+        <w:suppressLineNumbers w:val="0"/>
+        <w:pBdr>
+          <w:top w:val="none" w:color="auto" w:sz="0" w:space="0"/>
+          <w:left w:val="none" w:color="auto" w:sz="0" w:space="0"/>
+          <w:bottom w:val="none" w:color="auto" w:sz="0" w:space="0"/>
+          <w:right w:val="none" w:color="auto" w:sz="0" w:space="0"/>
+        </w:pBdr>
+        <w:shd w:val="clear" w:fill="FFFFFF"/>
+        <w:spacing w:before="0" w:beforeAutospacing="0" w:after="160" w:afterAutospacing="0" w:line="240" w:lineRule="atLeast"/>
+        <w:ind w:left="0" w:right="0" w:firstLine="0"/>
+        <w:jc w:val="both"/>
+        <w:rPr>
+          <w:rFonts w:hint="default" w:ascii="Arial" w:hAnsi="Arial" w:eastAsia="Arial" w:cs="Arial"/>
+          <w:i w:val="0"/>
+          <w:iCs w:val="0"/>
+          <w:caps w:val="0"/>
+          <w:color w:val="4D4D4D"/>
+          <w:spacing w:val="0"/>
+          <w:sz w:val="16"/>
+          <w:szCs w:val="16"/>
+        </w:rPr>
+      </w:pPr>
+      <w:r>
+        <w:rPr>
+          <w:rFonts w:hint="default" w:ascii="Arial" w:hAnsi="Arial" w:eastAsia="Arial" w:cs="Arial"/>
+          <w:i w:val="0"/>
+          <w:iCs w:val="0"/>
+          <w:caps w:val="0"/>
+          <w:color w:val="4D4D4D"/>
+          <w:spacing w:val="0"/>
+          <w:sz w:val="16"/>
+          <w:szCs w:val="16"/>
+          <w:bdr w:val="none" w:color="auto" w:sz="0" w:space="0"/>
+          <w:shd w:val="clear" w:fill="FFFFFF"/>
+        </w:rPr>
+        <w:drawing>
+          <wp:inline distT="0" distB="0" distL="114300" distR="114300">
+            <wp:extent cx="4986655" cy="2971800"/>
+            <wp:effectExtent l="0" t="0" r="4445" b="0"/>
+            <wp:docPr id="8" name="图片 5" descr="IMG_256"/>
+            <wp:cNvGraphicFramePr>
+              <a:graphicFrameLocks xmlns:a="http://schemas.openxmlformats.org/drawingml/2006/main" noChangeAspect="1"/>
+            </wp:cNvGraphicFramePr>
+            <a:graphic xmlns:a="http://schemas.openxmlformats.org/drawingml/2006/main">
+              <a:graphicData uri="http://schemas.openxmlformats.org/drawingml/2006/picture">
+                <pic:pic xmlns:pic="http://schemas.openxmlformats.org/drawingml/2006/picture">
+                  <pic:nvPicPr>
+                    <pic:cNvPr id="8" name="图片 5" descr="IMG_256"/>
+                    <pic:cNvPicPr>
+                      <a:picLocks noChangeAspect="1"/>
+                    </pic:cNvPicPr>
+                  </pic:nvPicPr>
+                  <pic:blipFill>
+                    <a:blip r:embed="rId12"/>
+                    <a:stretch>
+                      <a:fillRect/>
+                    </a:stretch>
+                  </pic:blipFill>
+                  <pic:spPr>
+                    <a:xfrm>
+                      <a:off x="0" y="0"/>
+                      <a:ext cx="4986655" cy="2971800"/>
+                    </a:xfrm>
+                    <a:prstGeom prst="rect">
+                      <a:avLst/>
+                    </a:prstGeom>
+                    <a:noFill/>
+                    <a:ln w="9525">
+                      <a:noFill/>
+                    </a:ln>
+                  </pic:spPr>
+                </pic:pic>
+              </a:graphicData>
+            </a:graphic>
+          </wp:inline>
+        </w:drawing>
+      </w:r>
+    </w:p>
+    <w:p>
+      <w:pPr>
+        <w:bidi w:val="0"/>
+        <w:rPr>
+          <w:rFonts w:hint="default"/>
+        </w:rPr>
+      </w:pPr>
+    </w:p>
+    <w:p>
+      <w:pPr>
+        <w:bidi w:val="0"/>
+        <w:rPr>
+          <w:b/>
+          <w:bCs/>
+          <w:color w:val="FF0000"/>
+        </w:rPr>
+      </w:pPr>
+      <w:r>
+        <w:rPr>
+          <w:rFonts w:hint="eastAsia"/>
+          <w:b/>
+          <w:bCs/>
+          <w:color w:val="FF0000"/>
+        </w:rPr>
+        <w:t>一个物理中断发给一个vPE的例子</w:t>
+      </w:r>
+    </w:p>
+    <w:p>
+      <w:pPr>
+        <w:rPr>
+          <w:rFonts w:hint="eastAsia"/>
+        </w:rPr>
+      </w:pPr>
+      <w:r>
+        <w:rPr>
+          <w:rFonts w:hint="eastAsia"/>
+        </w:rPr>
+        <w:t>下图呈示了一个物理中断发往一个vPE的例子：</w:t>
+      </w:r>
+    </w:p>
+    <w:p>
+      <w:pPr>
+        <w:rPr>
+          <w:rFonts w:hint="eastAsia"/>
+        </w:rPr>
+      </w:pPr>
+    </w:p>
+    <w:p>
+      <w:pPr>
+        <w:rPr>
+          <w:rFonts w:hint="eastAsia"/>
+        </w:rPr>
+      </w:pPr>
+    </w:p>
+    <w:p>
+      <w:pPr>
+        <w:rPr>
+          <w:rFonts w:ascii="宋体" w:hAnsi="宋体" w:eastAsia="宋体" w:cs="宋体"/>
+          <w:sz w:val="24"/>
+          <w:szCs w:val="24"/>
+        </w:rPr>
+      </w:pPr>
+      <w:r>
+        <w:rPr>
+          <w:rFonts w:hint="eastAsia"/>
+          <w:lang w:val="en-US" w:eastAsia="zh-CN"/>
+        </w:rPr>
+        <w:t xml:space="preserve"> </w:t>
+      </w:r>
+      <w:r>
+        <w:rPr>
+          <w:rFonts w:ascii="宋体" w:hAnsi="宋体" w:eastAsia="宋体" w:cs="宋体"/>
+          <w:sz w:val="24"/>
+          <w:szCs w:val="24"/>
+        </w:rPr>
+        <w:drawing>
+          <wp:inline distT="0" distB="0" distL="114300" distR="114300">
+            <wp:extent cx="4255770" cy="3019425"/>
+            <wp:effectExtent l="0" t="0" r="11430" b="3175"/>
+            <wp:docPr id="7" name="图片 4" descr="IMG_256"/>
+            <wp:cNvGraphicFramePr>
+              <a:graphicFrameLocks xmlns:a="http://schemas.openxmlformats.org/drawingml/2006/main" noChangeAspect="1"/>
+            </wp:cNvGraphicFramePr>
+            <a:graphic xmlns:a="http://schemas.openxmlformats.org/drawingml/2006/main">
+              <a:graphicData uri="http://schemas.openxmlformats.org/drawingml/2006/picture">
+                <pic:pic xmlns:pic="http://schemas.openxmlformats.org/drawingml/2006/picture">
+                  <pic:nvPicPr>
+                    <pic:cNvPr id="7" name="图片 4" descr="IMG_256"/>
+                    <pic:cNvPicPr>
+                      <a:picLocks noChangeAspect="1"/>
+                    </pic:cNvPicPr>
+                  </pic:nvPicPr>
+                  <pic:blipFill>
+                    <a:blip r:embed="rId13"/>
+                    <a:stretch>
+                      <a:fillRect/>
+                    </a:stretch>
+                  </pic:blipFill>
+                  <pic:spPr>
+                    <a:xfrm>
+                      <a:off x="0" y="0"/>
+                      <a:ext cx="4255770" cy="3019425"/>
+                    </a:xfrm>
+                    <a:prstGeom prst="rect">
+                      <a:avLst/>
+                    </a:prstGeom>
+                    <a:noFill/>
+                    <a:ln w="9525">
+                      <a:noFill/>
+                    </a:ln>
+                  </pic:spPr>
+                </pic:pic>
+              </a:graphicData>
+            </a:graphic>
+          </wp:inline>
+        </w:drawing>
+      </w:r>
+    </w:p>
+    <w:p>
+      <w:pPr>
+        <w:rPr>
+          <w:rFonts w:ascii="宋体" w:hAnsi="宋体" w:eastAsia="宋体" w:cs="宋体"/>
+          <w:sz w:val="24"/>
+          <w:szCs w:val="24"/>
+        </w:rPr>
+      </w:pPr>
+    </w:p>
+    <w:p>
+      <w:pPr>
+        <w:rPr>
+          <w:rFonts w:hint="eastAsia" w:ascii="宋体" w:hAnsi="宋体" w:eastAsia="宋体" w:cs="宋体"/>
+          <w:sz w:val="24"/>
+          <w:szCs w:val="24"/>
+          <w:lang w:val="en-US" w:eastAsia="zh-CN"/>
+        </w:rPr>
+      </w:pPr>
+      <w:r>
+        <w:rPr>
+          <w:rFonts w:hint="eastAsia" w:ascii="宋体" w:hAnsi="宋体" w:eastAsia="宋体" w:cs="宋体"/>
+          <w:sz w:val="24"/>
+          <w:szCs w:val="24"/>
+          <w:lang w:val="en-US" w:eastAsia="zh-CN"/>
+        </w:rPr>
+        <w:t>这个过程如下：</w:t>
+      </w:r>
+    </w:p>
+    <w:p>
+      <w:pPr>
+        <w:bidi w:val="0"/>
+        <w:rPr>
+          <w:rFonts w:hint="eastAsia"/>
+          <w:lang w:val="en-US" w:eastAsia="zh-CN"/>
+        </w:rPr>
+      </w:pPr>
+    </w:p>
+    <w:p>
+      <w:pPr>
+        <w:numPr>
+          <w:ilvl w:val="0"/>
+          <w:numId w:val="7"/>
+        </w:numPr>
+        <w:bidi w:val="0"/>
+        <w:ind w:left="425" w:leftChars="0" w:hanging="425" w:firstLineChars="0"/>
+        <w:rPr>
+          <w:rFonts w:hint="eastAsia"/>
+          <w:lang w:val="en-US" w:eastAsia="zh-CN"/>
+        </w:rPr>
+      </w:pPr>
+      <w:r>
+        <w:rPr>
+          <w:rFonts w:hint="eastAsia"/>
+          <w:lang w:val="en-US" w:eastAsia="zh-CN"/>
+        </w:rPr>
+        <w:t>一个物理中断从Redistributor发往一个物理CPU interface</w:t>
+      </w:r>
+    </w:p>
+    <w:p>
+      <w:pPr>
+        <w:numPr>
+          <w:ilvl w:val="0"/>
+          <w:numId w:val="7"/>
+        </w:numPr>
+        <w:bidi w:val="0"/>
+        <w:ind w:left="425" w:leftChars="0" w:hanging="425" w:firstLineChars="0"/>
+        <w:rPr>
+          <w:rFonts w:hint="eastAsia"/>
+          <w:lang w:val="en-US" w:eastAsia="zh-CN"/>
+        </w:rPr>
+      </w:pPr>
+      <w:r>
+        <w:rPr>
+          <w:rFonts w:hint="eastAsia"/>
+          <w:lang w:val="en-US" w:eastAsia="zh-CN"/>
+        </w:rPr>
+        <w:t>物理CPU interface判断是否将物理中断发往PE。在这种情况下，判断通过，发出物理异常</w:t>
+      </w:r>
+    </w:p>
+    <w:p>
+      <w:pPr>
+        <w:numPr>
+          <w:ilvl w:val="0"/>
+          <w:numId w:val="7"/>
+        </w:numPr>
+        <w:bidi w:val="0"/>
+        <w:ind w:left="425" w:leftChars="0" w:hanging="425" w:firstLineChars="0"/>
+        <w:rPr>
+          <w:rFonts w:hint="eastAsia"/>
+          <w:lang w:val="en-US" w:eastAsia="zh-CN"/>
+        </w:rPr>
+      </w:pPr>
+      <w:r>
+        <w:rPr>
+          <w:rFonts w:hint="eastAsia"/>
+          <w:lang w:val="en-US" w:eastAsia="zh-CN"/>
+        </w:rPr>
+        <w:t>中断被带到EL2。Hypervisor读IAR，它返回pINTID。当前pINTID处于Active状态。Hypervisor决定中断被发往当前运行的vPE。Hypervisor写pINTID到ICC_EOIR1_EL1。在ICC_CTLR_EL1.EOImode=1时，这时仅发出priority drop而没有deactivating物理中断</w:t>
+      </w:r>
+    </w:p>
+    <w:p>
+      <w:pPr>
+        <w:numPr>
+          <w:ilvl w:val="0"/>
+          <w:numId w:val="7"/>
+        </w:numPr>
+        <w:bidi w:val="0"/>
+        <w:ind w:left="425" w:leftChars="0" w:hanging="425" w:firstLineChars="0"/>
+        <w:rPr>
+          <w:rFonts w:hint="eastAsia"/>
+          <w:lang w:val="en-US" w:eastAsia="zh-CN"/>
+        </w:rPr>
+      </w:pPr>
+      <w:r>
+        <w:rPr>
+          <w:rFonts w:hint="eastAsia"/>
+          <w:lang w:val="en-US" w:eastAsia="zh-CN"/>
+        </w:rPr>
+        <w:t>Hypervisor写List寄存器将一个虚拟中断注册为pending。List寄存器指定了被发送的vINTID和原始pINTID。Hypervisor发出一个异常，将异常发送给vPE</w:t>
+      </w:r>
+    </w:p>
+    <w:p>
+      <w:pPr>
+        <w:numPr>
+          <w:ilvl w:val="0"/>
+          <w:numId w:val="7"/>
+        </w:numPr>
+        <w:bidi w:val="0"/>
+        <w:ind w:left="425" w:leftChars="0" w:hanging="425" w:firstLineChars="0"/>
+        <w:rPr>
+          <w:rFonts w:hint="eastAsia"/>
+          <w:lang w:val="en-US" w:eastAsia="zh-CN"/>
+        </w:rPr>
+      </w:pPr>
+      <w:r>
+        <w:rPr>
+          <w:rFonts w:hint="eastAsia"/>
+          <w:lang w:val="en-US" w:eastAsia="zh-CN"/>
+        </w:rPr>
+        <w:t>虚拟CPU interface判断是否虚拟中断被发送给一个vPE。这个判断与物理中断相同，除了它们使用ICV寄存器外。在这种情况下，判断通过，发出一个虚拟异常</w:t>
+      </w:r>
+    </w:p>
+    <w:p>
+      <w:pPr>
+        <w:numPr>
+          <w:ilvl w:val="0"/>
+          <w:numId w:val="7"/>
+        </w:numPr>
+        <w:bidi w:val="0"/>
+        <w:ind w:left="425" w:leftChars="0" w:hanging="425" w:firstLineChars="0"/>
+        <w:rPr>
+          <w:rFonts w:hint="eastAsia"/>
+          <w:lang w:val="en-US" w:eastAsia="zh-CN"/>
+        </w:rPr>
+      </w:pPr>
+      <w:r>
+        <w:rPr>
+          <w:rFonts w:hint="eastAsia"/>
+          <w:lang w:val="en-US" w:eastAsia="zh-CN"/>
+        </w:rPr>
+        <w:t>虚拟异常被带到EL1。当软件读IAR时，返回vINTID且虚拟中断处于Active状态</w:t>
+      </w:r>
+    </w:p>
+    <w:p>
+      <w:pPr>
+        <w:numPr>
+          <w:ilvl w:val="0"/>
+          <w:numId w:val="7"/>
+        </w:numPr>
+        <w:bidi w:val="0"/>
+        <w:ind w:left="425" w:leftChars="0" w:hanging="425" w:firstLineChars="0"/>
+        <w:rPr>
+          <w:rFonts w:hint="eastAsia"/>
+          <w:lang w:val="en-US" w:eastAsia="zh-CN"/>
+        </w:rPr>
+      </w:pPr>
+      <w:r>
+        <w:rPr>
+          <w:rFonts w:hint="eastAsia"/>
+          <w:lang w:val="en-US" w:eastAsia="zh-CN"/>
+        </w:rPr>
+        <w:t>Guest OS处理中断。当它完成中断处理时，它写EOIR来发出priority drop和deactivation。因为List寄存器记录的是pINTID，它将对vINTID和pINTID同时deactivate。</w:t>
+      </w:r>
+    </w:p>
+    <w:p>
+      <w:pPr>
+        <w:bidi w:val="0"/>
+        <w:rPr>
+          <w:rFonts w:hint="eastAsia"/>
+          <w:lang w:val="en-US" w:eastAsia="zh-CN"/>
+        </w:rPr>
+      </w:pPr>
+      <w:r>
+        <w:rPr>
+          <w:rFonts w:hint="eastAsia"/>
+          <w:lang w:val="en-US" w:eastAsia="zh-CN"/>
+        </w:rPr>
+        <w:t xml:space="preserve">        这个例子显示了一个物理中断作为虚拟中断被发送给vPE。比如，它可以由外设通过hypervisor发送给VM。并非所有虚拟中断都是由于物理中断产生。虚拟化软件在任何时候在List寄存器中产生虚拟中断。</w:t>
+      </w:r>
+    </w:p>
+    <w:p>
+      <w:pPr>
+        <w:bidi w:val="0"/>
+        <w:rPr>
+          <w:rFonts w:hint="eastAsia"/>
+          <w:lang w:val="en-US" w:eastAsia="zh-CN"/>
+        </w:rPr>
+      </w:pPr>
+    </w:p>
+    <w:p>
+      <w:pPr>
+        <w:pStyle w:val="3"/>
+        <w:bidi w:val="0"/>
+      </w:pPr>
+      <w:r>
+        <w:rPr>
+          <w:rFonts w:hint="eastAsia"/>
+          <w:lang w:val="en-US" w:eastAsia="zh-CN"/>
+        </w:rPr>
+        <w:t>MSI和vPE映射</w:t>
+      </w:r>
+    </w:p>
+    <w:p>
+      <w:pPr>
+        <w:bidi w:val="0"/>
+      </w:pPr>
+      <w:r>
+        <w:rPr>
+          <w:lang w:val="en-US" w:eastAsia="zh-CN"/>
+        </w:rPr>
+        <w:drawing>
+          <wp:inline distT="0" distB="0" distL="114300" distR="114300">
+            <wp:extent cx="4086225" cy="371475"/>
+            <wp:effectExtent l="0" t="0" r="3175" b="9525"/>
+            <wp:docPr id="9" name="图片 6" descr="IMG_256"/>
+            <wp:cNvGraphicFramePr>
+              <a:graphicFrameLocks xmlns:a="http://schemas.openxmlformats.org/drawingml/2006/main" noChangeAspect="1"/>
+            </wp:cNvGraphicFramePr>
+            <a:graphic xmlns:a="http://schemas.openxmlformats.org/drawingml/2006/main">
+              <a:graphicData uri="http://schemas.openxmlformats.org/drawingml/2006/picture">
+                <pic:pic xmlns:pic="http://schemas.openxmlformats.org/drawingml/2006/picture">
+                  <pic:nvPicPr>
+                    <pic:cNvPr id="9" name="图片 6" descr="IMG_256"/>
+                    <pic:cNvPicPr>
+                      <a:picLocks noChangeAspect="1"/>
+                    </pic:cNvPicPr>
+                  </pic:nvPicPr>
+                  <pic:blipFill>
+                    <a:blip r:embed="rId14"/>
+                    <a:stretch>
+                      <a:fillRect/>
+                    </a:stretch>
+                  </pic:blipFill>
+                  <pic:spPr>
+                    <a:xfrm>
+                      <a:off x="0" y="0"/>
+                      <a:ext cx="4086225" cy="371475"/>
+                    </a:xfrm>
+                    <a:prstGeom prst="rect">
+                      <a:avLst/>
+                    </a:prstGeom>
+                    <a:noFill/>
+                    <a:ln w="9525">
+                      <a:noFill/>
+                    </a:ln>
+                  </pic:spPr>
+                </pic:pic>
+              </a:graphicData>
+            </a:graphic>
+          </wp:inline>
+        </w:drawing>
+      </w:r>
+    </w:p>
+    <w:p>
+      <w:pPr>
+        <w:bidi w:val="0"/>
+        <w:rPr>
+          <w:rFonts w:hint="eastAsia"/>
+        </w:rPr>
+      </w:pPr>
+      <w:r>
+        <w:rPr>
+          <w:rFonts w:hint="eastAsia"/>
+        </w:rPr>
+        <w:t>Hypervisor可以通过写</w:t>
+      </w:r>
+      <w:r>
+        <w:rPr>
+          <w:rFonts w:hint="eastAsia"/>
+          <w:color w:val="FF0000"/>
+        </w:rPr>
+        <w:t>ICH_LRn寄存器向</w:t>
+      </w:r>
+      <w:r>
+        <w:rPr>
+          <w:rFonts w:hint="eastAsia"/>
+        </w:rPr>
+        <w:t>guest OS注入一个虚拟中断。系统中有多个LR寄存器，即可同时注入多个虚拟中断。LR寄存器上的值会被反映在virtual CPU interface上，guest OS读CPU interface时实际会读出LR中的值。</w:t>
+      </w:r>
+    </w:p>
+    <w:p>
+      <w:pPr>
+        <w:bidi w:val="0"/>
+        <w:rPr>
+          <w:rFonts w:hint="eastAsia"/>
+        </w:rPr>
+      </w:pPr>
+      <w:r>
+        <w:rPr>
+          <w:rFonts w:hint="eastAsia"/>
+        </w:rPr>
+        <w:t>•vINTID是报告给guest OS的虚拟中断号，这是一个guest OS domain 内的中断编号，可以是guest OS的SPI/PPI/SGI/LPI。</w:t>
+      </w:r>
+    </w:p>
+    <w:p>
+      <w:pPr>
+        <w:bidi w:val="0"/>
+        <w:rPr>
+          <w:rFonts w:hint="eastAsia"/>
+        </w:rPr>
+      </w:pPr>
+      <w:r>
+        <w:rPr>
+          <w:rFonts w:hint="eastAsia"/>
+        </w:rPr>
+        <w:t>•pINTID是虚拟中断关联的物理中断，这意味着物理设备发出原始的pINTID物理中断，而hypervisor收到物理中断后将其映射为虚拟中断再转发给guest OS的vPE。vPE在ack虚拟中断的同时也会ack关联的物理中断。</w:t>
+      </w:r>
+    </w:p>
+    <w:p>
+      <w:pPr>
+        <w:bidi w:val="0"/>
+        <w:rPr>
+          <w:rFonts w:hint="eastAsia"/>
+        </w:rPr>
+      </w:pPr>
+      <w:r>
+        <w:rPr>
+          <w:rFonts w:hint="eastAsia"/>
+        </w:rPr>
+        <w:t>•Priority是虚拟中断的优先级，group表明这是一个普通中断IRQ还是快速中断FIRQ，state声明了虚拟中断的状态(pending/active)。</w:t>
+      </w:r>
+    </w:p>
+    <w:p>
+      <w:pPr>
+        <w:rPr>
+          <w:rFonts w:hint="default"/>
+          <w:lang w:val="en-US" w:eastAsia="zh-CN"/>
+        </w:rPr>
+      </w:pPr>
+    </w:p>
+    <w:p>
+      <w:pPr>
+        <w:bidi w:val="0"/>
+        <w:ind w:firstLine="630" w:firstLineChars="300"/>
+        <w:rPr>
+          <w:rFonts w:hint="eastAsia"/>
+          <w:lang w:val="en-US" w:eastAsia="zh-CN"/>
+        </w:rPr>
+      </w:pPr>
+      <w:bookmarkStart w:id="1" w:name="_GoBack"/>
+      <w:bookmarkEnd w:id="1"/>
+      <w:r>
+        <w:rPr>
+          <w:rFonts w:hint="eastAsia"/>
+          <w:lang w:val="en-US" w:eastAsia="zh-CN"/>
+        </w:rPr>
+        <w:t>KVM会调用physical GIC驱动配置物理ITS的interrupt translation table以建立虚拟中断到vPE的映射：device ID, event ID -&gt;</w:t>
+      </w:r>
+      <w:r>
+        <w:rPr>
+          <w:rFonts w:hint="eastAsia"/>
+          <w:color w:val="FF0000"/>
+          <w:lang w:val="en-US" w:eastAsia="zh-CN"/>
+        </w:rPr>
+        <w:t xml:space="preserve"> (vpe, vintid, pintid)</w:t>
+      </w:r>
+      <w:r>
+        <w:rPr>
+          <w:rFonts w:hint="eastAsia"/>
+          <w:lang w:val="en-US" w:eastAsia="zh-CN"/>
+        </w:rPr>
+        <w:t>。这里device ID和event ID来自MSIX消息，而vintid(virtual LPI)来自guest OS配置vGIC时MAPTI命令里传入的vLPI。之所以需要pintid(physical LPI)是防止中断触发时vPE不处于运行状态，这时仍然需要使用physical LPI触发hypervisor KVM介入以上一页介绍的软件慢速形式向guest OS注入中断。</w:t>
+      </w:r>
+    </w:p>
+    <w:p>
+      <w:pPr>
+        <w:pStyle w:val="3"/>
+        <w:bidi w:val="0"/>
+        <w:rPr>
+          <w:rFonts w:hint="default"/>
+          <w:lang w:val="en-US" w:eastAsia="zh-CN"/>
+        </w:rPr>
+      </w:pPr>
+      <w:r>
+        <w:t>VM entry</w:t>
+      </w:r>
+      <w:r>
+        <w:rPr>
+          <w:rFonts w:hint="eastAsia"/>
+          <w:lang w:val="en-US" w:eastAsia="zh-CN"/>
+        </w:rPr>
+        <w:t xml:space="preserve"> 和中断注入</w:t>
+      </w:r>
+    </w:p>
+    <w:p>
+      <w:pPr>
+        <w:numPr>
+          <w:ilvl w:val="0"/>
+          <w:numId w:val="8"/>
+        </w:numPr>
+        <w:bidi w:val="0"/>
+        <w:ind w:left="420" w:leftChars="0" w:hanging="420" w:firstLineChars="0"/>
+      </w:pPr>
+      <w:r>
+        <w:t>【中断采集】</w:t>
+      </w:r>
+    </w:p>
+    <w:p>
+      <w:pPr>
+        <w:bidi w:val="0"/>
+      </w:pPr>
+      <w:r>
+        <w:t>中断的采集是指将guest VM的设备中断请求送入对应的虚拟中断控制器中。Guest VM的中断有两种可能的来源：</w:t>
+      </w:r>
+    </w:p>
+    <w:p>
+      <w:pPr>
+        <w:bidi w:val="0"/>
+      </w:pPr>
+      <w:r>
+        <w:t>来自于软件模拟的虚拟设备，比如一个模拟出来的串口，可以产生一个虚拟中断。从VMM的角度来看，虚拟设备只是一个软件模块，可以通过调用虚拟中断控制器提供的接口函数，实现虚拟设备的中断发送。</w:t>
+      </w:r>
+    </w:p>
+    <w:p>
+      <w:pPr>
+        <w:bidi w:val="0"/>
+      </w:pPr>
+      <w:r>
+        <w:t>来自于直接分配给guest VM的物理设备的中断，比如一个物理网卡，可以产生一个真正的物理中断。一个物理设备被直接分配给一个guest VM，意味着当该设备发生中断时，中断的处理函数（ISR）应该位于guest OS中。</w:t>
+      </w:r>
+    </w:p>
+    <w:p>
+      <w:pPr>
+        <w:bidi w:val="0"/>
+      </w:pPr>
+      <w:r>
+        <w:t>可是在虚拟化环境中，物理中断控制器是由VMM控制的，因而VMM在收到中断后，会首先判断该中断是不是由分配给guest VM的设备产生的，如果是的话，就将中断发送给对应的虚拟中断控制器。而后，虚拟中断控制器会在适当的时机将该中断注入guest VM，由guest OS中的ISR进行处理。那中断注入的过程是怎样的，这个“适当的时机”又该如何选择呢？</w:t>
+      </w:r>
+    </w:p>
+    <w:p>
+      <w:pPr>
+        <w:numPr>
+          <w:ilvl w:val="0"/>
+          <w:numId w:val="8"/>
+        </w:numPr>
+        <w:bidi w:val="0"/>
+        <w:ind w:left="420" w:leftChars="0" w:hanging="420" w:firstLineChars="0"/>
+      </w:pPr>
+      <w:r>
+        <w:t>【中断注入】</w:t>
+      </w:r>
+    </w:p>
+    <w:p>
+      <w:pPr>
+        <w:bidi w:val="0"/>
+      </w:pPr>
+      <w:r>
+        <w:t>虚拟中断控制器采集到的中断请求，将按照VMM排定的优先级，被逐一注入到对应的虚拟CPU中。在Linux的信号发送与接收机制中，只有从内核空间返回到用户空间，也就是某个进程被调度到重新获得CPU的使用权时，该进程才可以处理之前发送给它的那些</w:t>
+      </w:r>
+      <w:r>
+        <w:fldChar w:fldCharType="begin"/>
+      </w:r>
+      <w:r>
+        <w:instrText xml:space="preserve"> HYPERLINK "https://zhuanlan.zhihu.com/p/77598393" </w:instrText>
+      </w:r>
+      <w:r>
+        <w:fldChar w:fldCharType="separate"/>
+      </w:r>
+      <w:r>
+        <w:rPr>
+          <w:rStyle w:val="15"/>
+          <w:u w:val="none"/>
+        </w:rPr>
+        <w:t>信号</w:t>
+      </w:r>
+      <w:r>
+        <w:fldChar w:fldCharType="end"/>
+      </w:r>
+      <w:r>
+        <w:t>，或者说此时内核才可以将这些未处理的信号注入到进程中。</w:t>
+      </w:r>
+    </w:p>
+    <w:p>
+      <w:pPr>
+        <w:bidi w:val="0"/>
+      </w:pPr>
+      <w:r>
+        <w:t>同样地，只有在VM entry，也就是某个虚拟CPU被调度到重新获得物理CPU的使用权时，VMM才可以将中断注入到该虚拟CPU中。</w:t>
+      </w:r>
+    </w:p>
+    <w:p>
+      <w:pPr>
+        <w:bidi w:val="0"/>
+        <w:rPr>
+          <w:color w:val="FF0000"/>
+        </w:rPr>
+      </w:pPr>
+      <w:r>
+        <w:t>为了保证中断的及时注入，就需要通过一定的手段，强制虚拟CPU发生VM exit，然后在VM entry返回guest VM的时候注入中断。</w:t>
+      </w:r>
+      <w:r>
+        <w:rPr>
+          <w:color w:val="FF0000"/>
+        </w:rPr>
+        <w:t>强制产生VM exit最常用的办法就是往虚拟CPU对应的物理CPU发送一个IPI核间中断。这个IPI就像一把手枪，把guest VM打下来，落回到VMM中。</w:t>
+      </w:r>
+    </w:p>
+    <w:p>
+      <w:pPr>
+        <w:bidi w:val="0"/>
+      </w:pPr>
+      <w:r>
+        <w:t>是不是VMM注入的中断，虚拟CPU就必须照单全收呢？Linux中的进程可以通过设置SIG_IGN来忽略某个信号（SIGKILL和SIGSTOP除外），同样地，虚拟CPU也可以通过配置虚拟IMR(Interrupt Mask Register)来选择是否屏蔽某个中断。</w:t>
+      </w:r>
+    </w:p>
+    <w:p>
+      <w:pPr>
+        <w:pStyle w:val="11"/>
+        <w:keepNext w:val="0"/>
+        <w:keepLines w:val="0"/>
+        <w:widowControl/>
+        <w:suppressLineNumbers w:val="0"/>
+        <w:ind w:left="0" w:right="0"/>
+      </w:pPr>
+    </w:p>
+    <w:p>
+      <w:pPr>
+        <w:bidi w:val="0"/>
+        <w:rPr>
+          <w:rFonts w:hint="eastAsia"/>
+          <w:lang w:val="en-US" w:eastAsia="zh-CN"/>
+        </w:rPr>
+      </w:pPr>
+    </w:p>
+    <w:p>
+      <w:pPr>
+        <w:pStyle w:val="2"/>
+        <w:bidi w:val="0"/>
+      </w:pPr>
+      <w:r>
+        <w:rPr>
+          <w:rFonts w:hint="eastAsia"/>
+        </w:rPr>
+        <w:t>GIC 中断虚拟化</w:t>
+      </w:r>
+    </w:p>
+    <w:p>
+      <w:pPr>
+        <w:bidi w:val="0"/>
+        <w:rPr>
+          <w:rFonts w:hint="eastAsia"/>
+          <w:lang w:val="en-US" w:eastAsia="zh-CN"/>
+        </w:rPr>
+      </w:pPr>
+      <w:r>
+        <w:rPr>
+          <w:rFonts w:hint="eastAsia"/>
+          <w:lang w:val="en-US" w:eastAsia="zh-CN"/>
+        </w:rPr>
+        <w:fldChar w:fldCharType="begin"/>
+      </w:r>
+      <w:r>
+        <w:rPr>
+          <w:rFonts w:hint="eastAsia"/>
+          <w:lang w:val="en-US" w:eastAsia="zh-CN"/>
+        </w:rPr>
+        <w:instrText xml:space="preserve"> HYPERLINK "https://zhuanlan.zhihu.com/p/535997324" </w:instrText>
+      </w:r>
+      <w:r>
+        <w:rPr>
+          <w:rFonts w:hint="eastAsia"/>
+          <w:lang w:val="en-US" w:eastAsia="zh-CN"/>
+        </w:rPr>
+        <w:fldChar w:fldCharType="separate"/>
+      </w:r>
+      <w:r>
+        <w:rPr>
+          <w:rStyle w:val="15"/>
+          <w:rFonts w:hint="eastAsia"/>
+          <w:lang w:val="en-US" w:eastAsia="zh-CN"/>
+        </w:rPr>
+        <w:t>https://zhuanlan.zhihu.com/p/535997324</w:t>
+      </w:r>
+      <w:r>
+        <w:rPr>
+          <w:rFonts w:hint="eastAsia"/>
+          <w:lang w:val="en-US" w:eastAsia="zh-CN"/>
+        </w:rPr>
+        <w:fldChar w:fldCharType="end"/>
+      </w:r>
+    </w:p>
+    <w:p>
+      <w:pPr>
+        <w:bidi w:val="0"/>
+        <w:rPr>
+          <w:rFonts w:hint="eastAsia"/>
+          <w:lang w:val="en-US" w:eastAsia="zh-CN"/>
+        </w:rPr>
+      </w:pPr>
+    </w:p>
+    <w:p>
+      <w:pPr>
+        <w:rPr>
+          <w:rFonts w:hint="eastAsia" w:ascii="宋体" w:hAnsi="宋体" w:eastAsia="宋体" w:cs="宋体"/>
+          <w:sz w:val="24"/>
+          <w:szCs w:val="24"/>
+          <w:lang w:val="en-US" w:eastAsia="zh-CN"/>
+        </w:rPr>
+      </w:pPr>
+    </w:p>
     <w:sectPr>
       <w:pgSz w:w="11906" w:h="16838"/>
       <w:pgMar w:top="1440" w:right="1800" w:bottom="1440" w:left="1800" w:header="851" w:footer="992" w:gutter="0"/>
@@ -919,6 +2274,23 @@
 <file path=word/numbering.xml><?xml version="1.0" encoding="utf-8"?>
 <w:numbering xmlns:wpc="http://schemas.microsoft.com/office/word/2010/wordprocessingCanvas" xmlns:mc="http://schemas.openxmlformats.org/markup-compatibility/2006" xmlns:o="urn:schemas-microsoft-com:office:office" xmlns:r="http://schemas.openxmlformats.org/officeDocument/2006/relationships" xmlns:m="http://schemas.openxmlformats.org/officeDocument/2006/math" xmlns:v="urn:schemas-microsoft-com:vml" xmlns:wp14="http://schemas.microsoft.com/office/word/2010/wordprocessingDrawing" xmlns:wp="http://schemas.openxmlformats.org/drawingml/2006/wordprocessingDrawing" xmlns:w10="urn:schemas-microsoft-com:office:word" xmlns:w="http://schemas.openxmlformats.org/wordprocessingml/2006/main" xmlns:w14="http://schemas.microsoft.com/office/word/2010/wordml" xmlns:wpg="http://schemas.microsoft.com/office/word/2010/wordprocessingGroup" xmlns:wpi="http://schemas.microsoft.com/office/word/2010/wordprocessingInk" xmlns:wne="http://schemas.microsoft.com/office/word/2006/wordml" xmlns:wps="http://schemas.microsoft.com/office/word/2010/wordprocessingShape" xmlns:wpsCustomData="http://www.wps.cn/officeDocument/2013/wpsCustomData" mc:Ignorable="w14 wp14">
   <w:abstractNum w:abstractNumId="0">
+    <w:nsid w:val="82A2531E"/>
+    <w:multiLevelType w:val="singleLevel"/>
+    <w:tmpl w:val="82A2531E"/>
+    <w:lvl w:ilvl="0" w:tentative="0">
+      <w:start w:val="1"/>
+      <w:numFmt w:val="decimal"/>
+      <w:lvlText w:val="(%1)"/>
+      <w:lvlJc w:val="left"/>
+      <w:pPr>
+        <w:ind w:left="425" w:hanging="425"/>
+      </w:pPr>
+      <w:rPr>
+        <w:rFonts w:hint="default"/>
+      </w:rPr>
+    </w:lvl>
+  </w:abstractNum>
+  <w:abstractNum w:abstractNumId="1">
     <w:nsid w:val="B31DEC4E"/>
     <w:multiLevelType w:val="singleLevel"/>
     <w:tmpl w:val="B31DEC4E"/>
@@ -935,7 +2307,7 @@
       </w:rPr>
     </w:lvl>
   </w:abstractNum>
-  <w:abstractNum w:abstractNumId="1">
+  <w:abstractNum w:abstractNumId="2">
     <w:nsid w:val="BC519B34"/>
     <w:multiLevelType w:val="multilevel"/>
     <w:tmpl w:val="BC519B34"/>
@@ -1084,7 +2456,7 @@
       </w:rPr>
     </w:lvl>
   </w:abstractNum>
-  <w:abstractNum w:abstractNumId="2">
+  <w:abstractNum w:abstractNumId="3">
     <w:nsid w:val="DD32E656"/>
     <w:multiLevelType w:val="singleLevel"/>
     <w:tmpl w:val="DD32E656"/>
@@ -1101,7 +2473,7 @@
       </w:rPr>
     </w:lvl>
   </w:abstractNum>
-  <w:abstractNum w:abstractNumId="3">
+  <w:abstractNum w:abstractNumId="4">
     <w:nsid w:val="FE1D237F"/>
     <w:multiLevelType w:val="multilevel"/>
     <w:tmpl w:val="FE1D237F"/>
@@ -1134,7 +2506,6 @@
     <w:lvl w:ilvl="2" w:tentative="0">
       <w:start w:val="1"/>
       <w:numFmt w:val="decimal"/>
-      <w:pStyle w:val="4"/>
       <w:lvlText w:val="%1.%2.%3."/>
       <w:lvlJc w:val="left"/>
       <w:pPr>
@@ -1223,7 +2594,24 @@
       </w:rPr>
     </w:lvl>
   </w:abstractNum>
-  <w:abstractNum w:abstractNumId="4">
+  <w:abstractNum w:abstractNumId="5">
+    <w:nsid w:val="0EF6EE0E"/>
+    <w:multiLevelType w:val="singleLevel"/>
+    <w:tmpl w:val="0EF6EE0E"/>
+    <w:lvl w:ilvl="0" w:tentative="0">
+      <w:start w:val="1"/>
+      <w:numFmt w:val="bullet"/>
+      <w:lvlText w:val=""/>
+      <w:lvlJc w:val="left"/>
+      <w:pPr>
+        <w:ind w:left="420" w:hanging="420"/>
+      </w:pPr>
+      <w:rPr>
+        <w:rFonts w:hint="default" w:ascii="Wingdings" w:hAnsi="Wingdings"/>
+      </w:rPr>
+    </w:lvl>
+  </w:abstractNum>
+  <w:abstractNum w:abstractNumId="6">
     <w:nsid w:val="4FC0FF8F"/>
     <w:multiLevelType w:val="singleLevel"/>
     <w:tmpl w:val="4FC0FF8F"/>
@@ -1240,20 +2628,46 @@
       </w:rPr>
     </w:lvl>
   </w:abstractNum>
+  <w:abstractNum w:abstractNumId="7">
+    <w:nsid w:val="5115E477"/>
+    <w:multiLevelType w:val="singleLevel"/>
+    <w:tmpl w:val="5115E477"/>
+    <w:lvl w:ilvl="0" w:tentative="0">
+      <w:start w:val="1"/>
+      <w:numFmt w:val="decimal"/>
+      <w:lvlText w:val="(%1)"/>
+      <w:lvlJc w:val="left"/>
+      <w:pPr>
+        <w:ind w:left="425" w:hanging="425"/>
+      </w:pPr>
+      <w:rPr>
+        <w:rFonts w:hint="default"/>
+      </w:rPr>
+    </w:lvl>
+  </w:abstractNum>
   <w:num w:numId="1">
+    <w:abstractNumId w:val="4"/>
+  </w:num>
+  <w:num w:numId="2">
+    <w:abstractNumId w:val="6"/>
+  </w:num>
+  <w:num w:numId="3">
     <w:abstractNumId w:val="3"/>
   </w:num>
-  <w:num w:numId="2">
-    <w:abstractNumId w:val="4"/>
-  </w:num>
-  <w:num w:numId="3">
+  <w:num w:numId="4">
     <w:abstractNumId w:val="2"/>
   </w:num>
-  <w:num w:numId="4">
+  <w:num w:numId="5">
     <w:abstractNumId w:val="1"/>
   </w:num>
-  <w:num w:numId="5">
+  <w:num w:numId="6">
     <w:abstractNumId w:val="0"/>
+  </w:num>
+  <w:num w:numId="7">
+    <w:abstractNumId w:val="7"/>
+  </w:num>
+  <w:num w:numId="8">
+    <w:abstractNumId w:val="5"/>
   </w:num>
 </w:numbering>
 </file>
@@ -1334,7 +2748,7 @@
     <w:lsdException w:qFormat="1" w:unhideWhenUsed="0" w:uiPriority="0" w:semiHidden="0" w:name="Title"/>
     <w:lsdException w:unhideWhenUsed="0" w:uiPriority="0" w:semiHidden="0" w:name="Closing"/>
     <w:lsdException w:unhideWhenUsed="0" w:uiPriority="0" w:semiHidden="0" w:name="Signature"/>
-    <w:lsdException w:unhideWhenUsed="0" w:uiPriority="0" w:name="Default Paragraph Font"/>
+    <w:lsdException w:qFormat="1" w:unhideWhenUsed="0" w:uiPriority="0" w:name="Default Paragraph Font"/>
     <w:lsdException w:unhideWhenUsed="0" w:uiPriority="0" w:semiHidden="0" w:name="Body Text"/>
     <w:lsdException w:unhideWhenUsed="0" w:uiPriority="0" w:semiHidden="0" w:name="Body Text Indent"/>
     <w:lsdException w:unhideWhenUsed="0" w:uiPriority="0" w:semiHidden="0" w:name="List Continue"/>
@@ -1520,6 +2934,7 @@
   </w:latentStyles>
   <w:style w:type="paragraph" w:default="1" w:styleId="1">
     <w:name w:val="Normal"/>
+    <w:autoRedefine/>
     <w:qFormat/>
     <w:uiPriority w:val="0"/>
     <w:pPr>
@@ -1541,13 +2956,8 @@
     <w:qFormat/>
     <w:uiPriority w:val="0"/>
     <w:pPr>
-      <w:numPr>
-        <w:ilvl w:val="0"/>
-        <w:numId w:val="1"/>
-      </w:numPr>
       <w:spacing w:before="0" w:beforeAutospacing="1" w:after="0" w:afterAutospacing="1"/>
       <w:jc w:val="left"/>
-      <w:outlineLvl w:val="0"/>
     </w:pPr>
     <w:rPr>
       <w:rFonts w:hint="eastAsia" w:ascii="宋体" w:hAnsi="宋体" w:eastAsia="宋体" w:cs="宋体"/>
@@ -1556,31 +2966,29 @@
       <w:kern w:val="44"/>
       <w:sz w:val="48"/>
       <w:szCs w:val="48"/>
-      <w:lang w:bidi="ar"/>
+      <w:lang w:val="en-US" w:eastAsia="zh-CN" w:bidi="ar"/>
     </w:rPr>
   </w:style>
   <w:style w:type="paragraph" w:styleId="3">
     <w:name w:val="heading 2"/>
     <w:basedOn w:val="1"/>
     <w:next w:val="1"/>
+    <w:link w:val="16"/>
     <w:unhideWhenUsed/>
     <w:qFormat/>
     <w:uiPriority w:val="0"/>
     <w:pPr>
-      <w:keepNext/>
-      <w:keepLines/>
-      <w:numPr>
-        <w:ilvl w:val="1"/>
-        <w:numId w:val="1"/>
-      </w:numPr>
-      <w:spacing w:before="260" w:beforeLines="0" w:beforeAutospacing="0" w:after="260" w:afterLines="0" w:afterAutospacing="0" w:line="413" w:lineRule="auto"/>
-      <w:ind w:left="575" w:hanging="575"/>
-      <w:outlineLvl w:val="1"/>
+      <w:spacing w:before="0" w:beforeAutospacing="1" w:after="0" w:afterAutospacing="1"/>
+      <w:jc w:val="left"/>
     </w:pPr>
     <w:rPr>
-      <w:rFonts w:ascii="Arial" w:hAnsi="Arial" w:eastAsia="黑体"/>
+      <w:rFonts w:hint="eastAsia" w:ascii="宋体" w:hAnsi="宋体" w:eastAsia="宋体" w:cs="宋体"/>
       <w:b/>
-      <w:sz w:val="32"/>
+      <w:bCs/>
+      <w:kern w:val="0"/>
+      <w:sz w:val="36"/>
+      <w:szCs w:val="36"/>
+      <w:lang w:val="en-US" w:eastAsia="zh-CN" w:bidi="ar"/>
     </w:rPr>
   </w:style>
   <w:style w:type="paragraph" w:styleId="4">
@@ -1614,20 +3022,17 @@
     <w:qFormat/>
     <w:uiPriority w:val="0"/>
     <w:pPr>
-      <w:keepNext/>
-      <w:keepLines/>
-      <w:numPr>
-        <w:ilvl w:val="3"/>
-        <w:numId w:val="1"/>
-      </w:numPr>
-      <w:spacing w:before="280" w:beforeLines="0" w:beforeAutospacing="0" w:after="290" w:afterLines="0" w:afterAutospacing="0" w:line="372" w:lineRule="auto"/>
-      <w:ind w:left="864" w:hanging="864"/>
-      <w:outlineLvl w:val="3"/>
+      <w:spacing w:before="0" w:beforeAutospacing="1" w:after="0" w:afterAutospacing="1"/>
+      <w:jc w:val="left"/>
     </w:pPr>
     <w:rPr>
-      <w:rFonts w:ascii="Arial" w:hAnsi="Arial" w:eastAsia="黑体"/>
+      <w:rFonts w:hint="eastAsia" w:ascii="宋体" w:hAnsi="宋体" w:eastAsia="宋体" w:cs="宋体"/>
       <w:b/>
-      <w:sz w:val="28"/>
+      <w:bCs/>
+      <w:kern w:val="0"/>
+      <w:sz w:val="24"/>
+      <w:szCs w:val="24"/>
+      <w:lang w:val="en-US" w:eastAsia="zh-CN" w:bidi="ar"/>
     </w:rPr>
   </w:style>
   <w:style w:type="paragraph" w:styleId="6">
@@ -1658,6 +3063,7 @@
     <w:name w:val="heading 6"/>
     <w:basedOn w:val="1"/>
     <w:next w:val="1"/>
+    <w:autoRedefine/>
     <w:semiHidden/>
     <w:unhideWhenUsed/>
     <w:qFormat/>
@@ -1731,6 +3137,7 @@
     <w:name w:val="heading 9"/>
     <w:basedOn w:val="1"/>
     <w:next w:val="1"/>
+    <w:autoRedefine/>
     <w:semiHidden/>
     <w:unhideWhenUsed/>
     <w:qFormat/>
@@ -1753,11 +3160,14 @@
   </w:style>
   <w:style w:type="character" w:default="1" w:styleId="13">
     <w:name w:val="Default Paragraph Font"/>
+    <w:autoRedefine/>
     <w:semiHidden/>
+    <w:qFormat/>
     <w:uiPriority w:val="0"/>
   </w:style>
   <w:style w:type="table" w:default="1" w:styleId="12">
     <w:name w:val="Normal Table"/>
+    <w:autoRedefine/>
     <w:semiHidden/>
     <w:qFormat/>
     <w:uiPriority w:val="0"/>
@@ -1773,6 +3183,7 @@
   <w:style w:type="paragraph" w:styleId="11">
     <w:name w:val="Normal (Web)"/>
     <w:basedOn w:val="1"/>
+    <w:autoRedefine/>
     <w:uiPriority w:val="0"/>
     <w:pPr>
       <w:spacing w:before="0" w:beforeAutospacing="1" w:after="0" w:afterAutospacing="1"/>
@@ -1801,6 +3212,16 @@
     <w:rPr>
       <w:color w:val="0000FF"/>
       <w:u w:val="single"/>
+    </w:rPr>
+  </w:style>
+  <w:style w:type="character" w:customStyle="1" w:styleId="16">
+    <w:name w:val="标题 2 Char"/>
+    <w:link w:val="3"/>
+    <w:uiPriority w:val="0"/>
+    <w:rPr>
+      <w:rFonts w:ascii="Arial" w:hAnsi="Arial" w:eastAsia="黑体"/>
+      <w:b/>
+      <w:sz w:val="32"/>
     </w:rPr>
   </w:style>
 </w:styles>
